--- a/plantillas_word/informes_economia/motivos_consolidado_template.docx
+++ b/plantillas_word/informes_economia/motivos_consolidado_template.docx
@@ -450,7 +450,7 @@
           <w:color w:val="1E3A8A"/>
           <w:sz w:val="24"/>
         </w:rPr>
-        <w:t>Detalle de contratos</w:t>
+        <w:t>Detalle por tipo y motivo</w:t>
       </w:r>
     </w:p>
     <w:tbl>
@@ -461,14 +461,15 @@
         <w:tblLook w:firstColumn="1" w:firstRow="1" w:lastColumn="0" w:lastRow="0" w:noHBand="0" w:noVBand="1" w:val="04A0"/>
       </w:tblPr>
       <w:tblGrid>
-        <w:gridCol w:w="1781"/>
-        <w:gridCol w:w="1781"/>
-        <w:gridCol w:w="1781"/>
-        <w:gridCol w:w="1781"/>
-        <w:gridCol w:w="1781"/>
-        <w:gridCol w:w="1781"/>
-        <w:gridCol w:w="1781"/>
-        <w:gridCol w:w="1781"/>
+        <w:gridCol w:w="1584"/>
+        <w:gridCol w:w="1584"/>
+        <w:gridCol w:w="1584"/>
+        <w:gridCol w:w="1584"/>
+        <w:gridCol w:w="1584"/>
+        <w:gridCol w:w="1584"/>
+        <w:gridCol w:w="1584"/>
+        <w:gridCol w:w="1584"/>
+        <w:gridCol w:w="1584"/>
       </w:tblGrid>
       <w:tr>
         <w:trPr>
@@ -496,7 +497,7 @@
         </w:tc>
         <w:tc>
           <w:tcPr>
-            <w:tcW w:type="dxa" w:w="2948"/>
+            <w:tcW w:type="dxa" w:w="2835"/>
             <w:shd w:val="clear" w:fill="1E3A8A"/>
           </w:tcPr>
           <w:p>
@@ -516,27 +517,7 @@
         </w:tc>
         <w:tc>
           <w:tcPr>
-            <w:tcW w:type="dxa" w:w="2494"/>
-            <w:shd w:val="clear" w:fill="1E3A8A"/>
-          </w:tcPr>
-          <w:p>
-            <w:pPr>
-              <w:jc w:val="left"/>
-            </w:pPr>
-            <w:r>
-              <w:rPr>
-                <w:b/>
-                <w:caps/>
-                <w:color w:val="FFFFFF"/>
-                <w:sz w:val="20"/>
-              </w:rPr>
-              <w:t>Cargo</w:t>
-            </w:r>
-          </w:p>
-        </w:tc>
-        <w:tc>
-          <w:tcPr>
-            <w:tcW w:type="dxa" w:w="2268"/>
+            <w:tcW w:type="dxa" w:w="2041"/>
             <w:shd w:val="clear" w:fill="1E3A8A"/>
           </w:tcPr>
           <w:p>
@@ -556,7 +537,7 @@
         </w:tc>
         <w:tc>
           <w:tcPr>
-            <w:tcW w:type="dxa" w:w="2268"/>
+            <w:tcW w:type="dxa" w:w="2608"/>
             <w:shd w:val="clear" w:fill="1E3A8A"/>
           </w:tcPr>
           <w:p>
@@ -570,13 +551,73 @@
                 <w:color w:val="FFFFFF"/>
                 <w:sz w:val="20"/>
               </w:rPr>
-              <w:t>Motivo</w:t>
+              <w:t>Cargo u Ocupación</w:t>
             </w:r>
           </w:p>
         </w:tc>
         <w:tc>
           <w:tcPr>
-            <w:tcW w:type="dxa" w:w="1247"/>
+            <w:tcW w:type="dxa" w:w="850"/>
+            <w:shd w:val="clear" w:fill="1E3A8A"/>
+          </w:tcPr>
+          <w:p>
+            <w:pPr>
+              <w:jc w:val="center"/>
+            </w:pPr>
+            <w:r>
+              <w:rPr>
+                <w:b/>
+                <w:caps/>
+                <w:color w:val="FFFFFF"/>
+                <w:sz w:val="20"/>
+              </w:rPr>
+              <w:t>Sexo</w:t>
+            </w:r>
+          </w:p>
+        </w:tc>
+        <w:tc>
+          <w:tcPr>
+            <w:tcW w:type="dxa" w:w="850"/>
+            <w:shd w:val="clear" w:fill="1E3A8A"/>
+          </w:tcPr>
+          <w:p>
+            <w:pPr>
+              <w:jc w:val="center"/>
+            </w:pPr>
+            <w:r>
+              <w:rPr>
+                <w:b/>
+                <w:caps/>
+                <w:color w:val="FFFFFF"/>
+                <w:sz w:val="20"/>
+              </w:rPr>
+              <w:t>Cat.</w:t>
+            </w:r>
+          </w:p>
+        </w:tc>
+        <w:tc>
+          <w:tcPr>
+            <w:tcW w:type="dxa" w:w="1134"/>
+            <w:shd w:val="clear" w:fill="1E3A8A"/>
+          </w:tcPr>
+          <w:p>
+            <w:pPr>
+              <w:jc w:val="center"/>
+            </w:pPr>
+            <w:r>
+              <w:rPr>
+                <w:b/>
+                <w:caps/>
+                <w:color w:val="FFFFFF"/>
+                <w:sz w:val="20"/>
+              </w:rPr>
+              <w:t>G. Escala</w:t>
+            </w:r>
+          </w:p>
+        </w:tc>
+        <w:tc>
+          <w:tcPr>
+            <w:tcW w:type="dxa" w:w="1361"/>
             <w:shd w:val="clear" w:fill="1E3A8A"/>
           </w:tcPr>
           <w:p>
@@ -596,7 +637,7 @@
         </w:tc>
         <w:tc>
           <w:tcPr>
-            <w:tcW w:type="dxa" w:w="850"/>
+            <w:tcW w:type="dxa" w:w="1417"/>
             <w:shd w:val="clear" w:fill="1E3A8A"/>
           </w:tcPr>
           <w:p>
@@ -610,27 +651,7 @@
                 <w:color w:val="FFFFFF"/>
                 <w:sz w:val="20"/>
               </w:rPr>
-              <w:t>Días</w:t>
-            </w:r>
-          </w:p>
-        </w:tc>
-        <w:tc>
-          <w:tcPr>
-            <w:tcW w:type="dxa" w:w="1474"/>
-            <w:shd w:val="clear" w:fill="1E3A8A"/>
-          </w:tcPr>
-          <w:p>
-            <w:pPr>
-              <w:jc w:val="center"/>
-            </w:pPr>
-            <w:r>
-              <w:rPr>
-                <w:b/>
-                <w:caps/>
-                <w:color w:val="FFFFFF"/>
-                <w:sz w:val="20"/>
-              </w:rPr>
-              <w:t>Estado</w:t>
+              <w:t>T. Restante</w:t>
             </w:r>
           </w:p>
         </w:tc>
@@ -647,37 +668,25 @@
                 <w:color w:val="1E293B"/>
                 <w:sz w:val="20"/>
               </w:rPr>
-              <w:t>{%tr for f in filas_documento %}</w:t>
+              <w:t>{%tr for tipo_nombre, tipo_data in datos_agrupados.items() %}</w:t>
             </w:r>
           </w:p>
         </w:tc>
         <w:tc>
           <w:tcPr>
-            <w:tcW w:type="dxa" w:w="2948"/>
+            <w:tcW w:type="dxa" w:w="2835"/>
           </w:tcPr>
           <w:p/>
         </w:tc>
         <w:tc>
           <w:tcPr>
-            <w:tcW w:type="dxa" w:w="2494"/>
+            <w:tcW w:type="dxa" w:w="2041"/>
           </w:tcPr>
           <w:p/>
         </w:tc>
         <w:tc>
           <w:tcPr>
-            <w:tcW w:type="dxa" w:w="2268"/>
-          </w:tcPr>
-          <w:p/>
-        </w:tc>
-        <w:tc>
-          <w:tcPr>
-            <w:tcW w:type="dxa" w:w="2268"/>
-          </w:tcPr>
-          <w:p/>
-        </w:tc>
-        <w:tc>
-          <w:tcPr>
-            <w:tcW w:type="dxa" w:w="1247"/>
+            <w:tcW w:type="dxa" w:w="2608"/>
           </w:tcPr>
           <w:p/>
         </w:tc>
@@ -689,7 +698,199 @@
         </w:tc>
         <w:tc>
           <w:tcPr>
-            <w:tcW w:type="dxa" w:w="1474"/>
+            <w:tcW w:type="dxa" w:w="850"/>
+          </w:tcPr>
+          <w:p/>
+        </w:tc>
+        <w:tc>
+          <w:tcPr>
+            <w:tcW w:type="dxa" w:w="1134"/>
+          </w:tcPr>
+          <w:p/>
+        </w:tc>
+        <w:tc>
+          <w:tcPr>
+            <w:tcW w:type="dxa" w:w="1361"/>
+          </w:tcPr>
+          <w:p/>
+        </w:tc>
+        <w:tc>
+          <w:tcPr>
+            <w:tcW w:type="dxa" w:w="1417"/>
+          </w:tcPr>
+          <w:p/>
+        </w:tc>
+      </w:tr>
+      <w:tr>
+        <w:tc>
+          <w:tcPr>
+            <w:tcW w:type="dxa" w:w="14230"/>
+            <w:gridSpan w:val="9"/>
+            <w:shd w:val="clear" w:fill="E2E8F0"/>
+          </w:tcPr>
+          <w:p>
+            <w:pPr>
+              <w:ind w:left="0"/>
+            </w:pPr>
+            <w:r>
+              <w:rPr>
+                <w:b/>
+                <w:color w:val="1E293B"/>
+                <w:sz w:val="26"/>
+              </w:rPr>
+              <w:t>{{ tipo_nombre }} — total {{ tipo_data.total }}</w:t>
+            </w:r>
+          </w:p>
+        </w:tc>
+      </w:tr>
+      <w:tr>
+        <w:tc>
+          <w:tcPr>
+            <w:tcW w:type="dxa" w:w="1134"/>
+          </w:tcPr>
+          <w:p>
+            <w:r>
+              <w:rPr>
+                <w:b w:val="0"/>
+                <w:color w:val="1E293B"/>
+                <w:sz w:val="20"/>
+              </w:rPr>
+              <w:t>{%tr for motivo_nombre, motivo_data in tipo_data.motivos.items() %}</w:t>
+            </w:r>
+          </w:p>
+        </w:tc>
+        <w:tc>
+          <w:tcPr>
+            <w:tcW w:type="dxa" w:w="2835"/>
+          </w:tcPr>
+          <w:p/>
+        </w:tc>
+        <w:tc>
+          <w:tcPr>
+            <w:tcW w:type="dxa" w:w="2041"/>
+          </w:tcPr>
+          <w:p/>
+        </w:tc>
+        <w:tc>
+          <w:tcPr>
+            <w:tcW w:type="dxa" w:w="2608"/>
+          </w:tcPr>
+          <w:p/>
+        </w:tc>
+        <w:tc>
+          <w:tcPr>
+            <w:tcW w:type="dxa" w:w="850"/>
+          </w:tcPr>
+          <w:p/>
+        </w:tc>
+        <w:tc>
+          <w:tcPr>
+            <w:tcW w:type="dxa" w:w="850"/>
+          </w:tcPr>
+          <w:p/>
+        </w:tc>
+        <w:tc>
+          <w:tcPr>
+            <w:tcW w:type="dxa" w:w="1134"/>
+          </w:tcPr>
+          <w:p/>
+        </w:tc>
+        <w:tc>
+          <w:tcPr>
+            <w:tcW w:type="dxa" w:w="1361"/>
+          </w:tcPr>
+          <w:p/>
+        </w:tc>
+        <w:tc>
+          <w:tcPr>
+            <w:tcW w:type="dxa" w:w="1417"/>
+          </w:tcPr>
+          <w:p/>
+        </w:tc>
+      </w:tr>
+      <w:tr>
+        <w:tc>
+          <w:tcPr>
+            <w:tcW w:type="dxa" w:w="14230"/>
+            <w:gridSpan w:val="9"/>
+            <w:shd w:val="clear" w:fill="E0E7FF"/>
+          </w:tcPr>
+          <w:p>
+            <w:pPr>
+              <w:ind w:left="227"/>
+            </w:pPr>
+            <w:r>
+              <w:rPr>
+                <w:b/>
+                <w:color w:val="1E3A8A"/>
+                <w:sz w:val="22"/>
+              </w:rPr>
+              <w:t>Motivo: {{ motivo_nombre }} — total {{ motivo_data.total }}</w:t>
+            </w:r>
+          </w:p>
+        </w:tc>
+      </w:tr>
+      <w:tr>
+        <w:tc>
+          <w:tcPr>
+            <w:tcW w:type="dxa" w:w="1134"/>
+          </w:tcPr>
+          <w:p>
+            <w:r>
+              <w:rPr>
+                <w:b w:val="0"/>
+                <w:color w:val="1E293B"/>
+                <w:sz w:val="20"/>
+              </w:rPr>
+              <w:t>{%tr for f in motivo_data.contratos %}</w:t>
+            </w:r>
+          </w:p>
+        </w:tc>
+        <w:tc>
+          <w:tcPr>
+            <w:tcW w:type="dxa" w:w="2835"/>
+          </w:tcPr>
+          <w:p/>
+        </w:tc>
+        <w:tc>
+          <w:tcPr>
+            <w:tcW w:type="dxa" w:w="2041"/>
+          </w:tcPr>
+          <w:p/>
+        </w:tc>
+        <w:tc>
+          <w:tcPr>
+            <w:tcW w:type="dxa" w:w="2608"/>
+          </w:tcPr>
+          <w:p/>
+        </w:tc>
+        <w:tc>
+          <w:tcPr>
+            <w:tcW w:type="dxa" w:w="850"/>
+          </w:tcPr>
+          <w:p/>
+        </w:tc>
+        <w:tc>
+          <w:tcPr>
+            <w:tcW w:type="dxa" w:w="850"/>
+          </w:tcPr>
+          <w:p/>
+        </w:tc>
+        <w:tc>
+          <w:tcPr>
+            <w:tcW w:type="dxa" w:w="1134"/>
+          </w:tcPr>
+          <w:p/>
+        </w:tc>
+        <w:tc>
+          <w:tcPr>
+            <w:tcW w:type="dxa" w:w="1361"/>
+          </w:tcPr>
+          <w:p/>
+        </w:tc>
+        <w:tc>
+          <w:tcPr>
+            <w:tcW w:type="dxa" w:w="1417"/>
           </w:tcPr>
           <w:p/>
         </w:tc>
@@ -709,13 +910,13 @@
                 <w:color w:val="1E293B"/>
                 <w:sz w:val="20"/>
               </w:rPr>
-              <w:t>{{ f.expediente }}</w:t>
+              <w:t>{{ f.contrato.no_expediente }}</w:t>
             </w:r>
           </w:p>
         </w:tc>
         <w:tc>
           <w:tcPr>
-            <w:tcW w:type="dxa" w:w="2948"/>
+            <w:tcW w:type="dxa" w:w="2835"/>
           </w:tcPr>
           <w:p>
             <w:pPr>
@@ -727,13 +928,31 @@
                 <w:color w:val="1E293B"/>
                 <w:sz w:val="20"/>
               </w:rPr>
-              <w:t>{{ f.nombre }}</w:t>
+              <w:t>{{ f.contrato.aspirante_nombre }}</w:t>
             </w:r>
           </w:p>
         </w:tc>
         <w:tc>
           <w:tcPr>
-            <w:tcW w:type="dxa" w:w="2494"/>
+            <w:tcW w:type="dxa" w:w="2041"/>
+          </w:tcPr>
+          <w:p>
+            <w:pPr>
+              <w:jc w:val="left"/>
+            </w:pPr>
+            <w:r>
+              <w:rPr>
+                <w:b w:val="0"/>
+                <w:color w:val="1E3A8A"/>
+                <w:sz w:val="20"/>
+              </w:rPr>
+              <w:t>{{ f.unidad }}</w:t>
+            </w:r>
+          </w:p>
+        </w:tc>
+        <w:tc>
+          <w:tcPr>
+            <w:tcW w:type="dxa" w:w="2608"/>
           </w:tcPr>
           <w:p>
             <w:pPr>
@@ -745,49 +964,13 @@
                 <w:color w:val="475569"/>
                 <w:sz w:val="20"/>
               </w:rPr>
-              <w:t>{{ f.cargo }}</w:t>
+              <w:t>{{ f.contrato.ncargo_descripcion }}</w:t>
             </w:r>
           </w:p>
         </w:tc>
         <w:tc>
           <w:tcPr>
-            <w:tcW w:type="dxa" w:w="2268"/>
-          </w:tcPr>
-          <w:p>
-            <w:pPr>
-              <w:jc w:val="left"/>
-            </w:pPr>
-            <w:r>
-              <w:rPr>
-                <w:b w:val="0"/>
-                <w:color w:val="475569"/>
-                <w:sz w:val="20"/>
-              </w:rPr>
-              <w:t>{{ f.unidad }}</w:t>
-            </w:r>
-          </w:p>
-        </w:tc>
-        <w:tc>
-          <w:tcPr>
-            <w:tcW w:type="dxa" w:w="2268"/>
-          </w:tcPr>
-          <w:p>
-            <w:pPr>
-              <w:jc w:val="left"/>
-            </w:pPr>
-            <w:r>
-              <w:rPr>
-                <w:b w:val="0"/>
-                <w:color w:val="475569"/>
-                <w:sz w:val="20"/>
-              </w:rPr>
-              <w:t>{{ f.motivo }}</w:t>
-            </w:r>
-          </w:p>
-        </w:tc>
-        <w:tc>
-          <w:tcPr>
-            <w:tcW w:type="dxa" w:w="1247"/>
+            <w:tcW w:type="dxa" w:w="850"/>
           </w:tcPr>
           <w:p>
             <w:pPr>
@@ -799,7 +982,7 @@
                 <w:color w:val="475569"/>
                 <w:sz w:val="20"/>
               </w:rPr>
-              <w:t>{{ f.fecha_alta_texto }}</w:t>
+              <w:t>{{ f.contrato.sexo }}</w:t>
             </w:r>
           </w:p>
         </w:tc>
@@ -817,13 +1000,49 @@
                 <w:color w:val="1E293B"/>
                 <w:sz w:val="20"/>
               </w:rPr>
-              <w:t>{{ f.dias_restantes }}</w:t>
+              <w:t>{{ f.contrato.cat_ocupacional[:1] }}</w:t>
             </w:r>
           </w:p>
         </w:tc>
         <w:tc>
           <w:tcPr>
-            <w:tcW w:type="dxa" w:w="1474"/>
+            <w:tcW w:type="dxa" w:w="1134"/>
+          </w:tcPr>
+          <w:p>
+            <w:pPr>
+              <w:jc w:val="center"/>
+            </w:pPr>
+            <w:r>
+              <w:rPr>
+                <w:b w:val="0"/>
+                <w:color w:val="475569"/>
+                <w:sz w:val="20"/>
+              </w:rPr>
+              <w:t>{{ f.contrato.grupo_escala_nivel }}</w:t>
+            </w:r>
+          </w:p>
+        </w:tc>
+        <w:tc>
+          <w:tcPr>
+            <w:tcW w:type="dxa" w:w="1361"/>
+          </w:tcPr>
+          <w:p>
+            <w:pPr>
+              <w:jc w:val="center"/>
+            </w:pPr>
+            <w:r>
+              <w:rPr>
+                <w:b w:val="0"/>
+                <w:color w:val="475569"/>
+                <w:sz w:val="20"/>
+              </w:rPr>
+              <w:t>{{ f.contrato.fecha_alta.strftime('%d/%m/%Y') if f.contrato.fecha_alta else '-' }}</w:t>
+            </w:r>
+          </w:p>
+        </w:tc>
+        <w:tc>
+          <w:tcPr>
+            <w:tcW w:type="dxa" w:w="1417"/>
           </w:tcPr>
           <w:p>
             <w:pPr>
@@ -835,7 +1054,7 @@
                 <w:color w:val="1E293B"/>
                 <w:sz w:val="20"/>
               </w:rPr>
-              <w:t>{{ f.estado }}</w:t>
+              <w:t>{{ f.contrato.dias_restantes }}</w:t>
             </w:r>
           </w:p>
         </w:tc>
@@ -858,31 +1077,19 @@
         </w:tc>
         <w:tc>
           <w:tcPr>
-            <w:tcW w:type="dxa" w:w="2948"/>
+            <w:tcW w:type="dxa" w:w="2835"/>
           </w:tcPr>
           <w:p/>
         </w:tc>
         <w:tc>
           <w:tcPr>
-            <w:tcW w:type="dxa" w:w="2494"/>
+            <w:tcW w:type="dxa" w:w="2041"/>
           </w:tcPr>
           <w:p/>
         </w:tc>
         <w:tc>
           <w:tcPr>
-            <w:tcW w:type="dxa" w:w="2268"/>
-          </w:tcPr>
-          <w:p/>
-        </w:tc>
-        <w:tc>
-          <w:tcPr>
-            <w:tcW w:type="dxa" w:w="2268"/>
-          </w:tcPr>
-          <w:p/>
-        </w:tc>
-        <w:tc>
-          <w:tcPr>
-            <w:tcW w:type="dxa" w:w="1247"/>
+            <w:tcW w:type="dxa" w:w="2608"/>
           </w:tcPr>
           <w:p/>
         </w:tc>
@@ -894,7 +1101,155 @@
         </w:tc>
         <w:tc>
           <w:tcPr>
-            <w:tcW w:type="dxa" w:w="1474"/>
+            <w:tcW w:type="dxa" w:w="850"/>
+          </w:tcPr>
+          <w:p/>
+        </w:tc>
+        <w:tc>
+          <w:tcPr>
+            <w:tcW w:type="dxa" w:w="1134"/>
+          </w:tcPr>
+          <w:p/>
+        </w:tc>
+        <w:tc>
+          <w:tcPr>
+            <w:tcW w:type="dxa" w:w="1361"/>
+          </w:tcPr>
+          <w:p/>
+        </w:tc>
+        <w:tc>
+          <w:tcPr>
+            <w:tcW w:type="dxa" w:w="1417"/>
+          </w:tcPr>
+          <w:p/>
+        </w:tc>
+      </w:tr>
+      <w:tr>
+        <w:tc>
+          <w:tcPr>
+            <w:tcW w:type="dxa" w:w="1134"/>
+          </w:tcPr>
+          <w:p>
+            <w:r>
+              <w:rPr>
+                <w:b w:val="0"/>
+                <w:color w:val="1E293B"/>
+                <w:sz w:val="20"/>
+              </w:rPr>
+              <w:t>{%tr endfor %}</w:t>
+            </w:r>
+          </w:p>
+        </w:tc>
+        <w:tc>
+          <w:tcPr>
+            <w:tcW w:type="dxa" w:w="2835"/>
+          </w:tcPr>
+          <w:p/>
+        </w:tc>
+        <w:tc>
+          <w:tcPr>
+            <w:tcW w:type="dxa" w:w="2041"/>
+          </w:tcPr>
+          <w:p/>
+        </w:tc>
+        <w:tc>
+          <w:tcPr>
+            <w:tcW w:type="dxa" w:w="2608"/>
+          </w:tcPr>
+          <w:p/>
+        </w:tc>
+        <w:tc>
+          <w:tcPr>
+            <w:tcW w:type="dxa" w:w="850"/>
+          </w:tcPr>
+          <w:p/>
+        </w:tc>
+        <w:tc>
+          <w:tcPr>
+            <w:tcW w:type="dxa" w:w="850"/>
+          </w:tcPr>
+          <w:p/>
+        </w:tc>
+        <w:tc>
+          <w:tcPr>
+            <w:tcW w:type="dxa" w:w="1134"/>
+          </w:tcPr>
+          <w:p/>
+        </w:tc>
+        <w:tc>
+          <w:tcPr>
+            <w:tcW w:type="dxa" w:w="1361"/>
+          </w:tcPr>
+          <w:p/>
+        </w:tc>
+        <w:tc>
+          <w:tcPr>
+            <w:tcW w:type="dxa" w:w="1417"/>
+          </w:tcPr>
+          <w:p/>
+        </w:tc>
+      </w:tr>
+      <w:tr>
+        <w:tc>
+          <w:tcPr>
+            <w:tcW w:type="dxa" w:w="1134"/>
+          </w:tcPr>
+          <w:p>
+            <w:r>
+              <w:rPr>
+                <w:b w:val="0"/>
+                <w:color w:val="1E293B"/>
+                <w:sz w:val="20"/>
+              </w:rPr>
+              <w:t>{%tr endfor %}</w:t>
+            </w:r>
+          </w:p>
+        </w:tc>
+        <w:tc>
+          <w:tcPr>
+            <w:tcW w:type="dxa" w:w="2835"/>
+          </w:tcPr>
+          <w:p/>
+        </w:tc>
+        <w:tc>
+          <w:tcPr>
+            <w:tcW w:type="dxa" w:w="2041"/>
+          </w:tcPr>
+          <w:p/>
+        </w:tc>
+        <w:tc>
+          <w:tcPr>
+            <w:tcW w:type="dxa" w:w="2608"/>
+          </w:tcPr>
+          <w:p/>
+        </w:tc>
+        <w:tc>
+          <w:tcPr>
+            <w:tcW w:type="dxa" w:w="850"/>
+          </w:tcPr>
+          <w:p/>
+        </w:tc>
+        <w:tc>
+          <w:tcPr>
+            <w:tcW w:type="dxa" w:w="850"/>
+          </w:tcPr>
+          <w:p/>
+        </w:tc>
+        <w:tc>
+          <w:tcPr>
+            <w:tcW w:type="dxa" w:w="1134"/>
+          </w:tcPr>
+          <w:p/>
+        </w:tc>
+        <w:tc>
+          <w:tcPr>
+            <w:tcW w:type="dxa" w:w="1361"/>
+          </w:tcPr>
+          <w:p/>
+        </w:tc>
+        <w:tc>
+          <w:tcPr>
+            <w:tcW w:type="dxa" w:w="1417"/>
           </w:tcPr>
           <w:p/>
         </w:tc>
